--- a/Documents/blockout.docx
+++ b/Documents/blockout.docx
@@ -351,6 +351,7 @@
         </w:rPr>
         <w:t>«</w:t>
       </w:r>
+      <w:proofErr w:type="spellStart"/>
       <w:r>
         <w:rPr>
           <w:b/>
@@ -359,7 +360,18 @@
           <w:sz w:val="28"/>
           <w:szCs w:val="28"/>
         </w:rPr>
-        <w:t>Блокаут игрового уровня</w:t>
+        <w:t>Блокаут</w:t>
+      </w:r>
+      <w:proofErr w:type="spellEnd"/>
+      <w:r>
+        <w:rPr>
+          <w:b/>
+          <w:bCs/>
+          <w:color w:val="000000"/>
+          <w:sz w:val="28"/>
+          <w:szCs w:val="28"/>
+        </w:rPr>
+        <w:t xml:space="preserve"> игрового уровня</w:t>
       </w:r>
       <w:r>
         <w:rPr>
@@ -784,7 +796,19 @@
         <w:spacing w:line="360" w:lineRule="auto"/>
       </w:pPr>
       <w:r>
-        <w:t>Собрать блокаут трехмерного уровня из примитивов (включая примитивы объектов) по лэйа</w:t>
+        <w:t xml:space="preserve">Собрать </w:t>
+      </w:r>
+      <w:proofErr w:type="spellStart"/>
+      <w:r>
+        <w:t>блокаут</w:t>
+      </w:r>
+      <w:proofErr w:type="spellEnd"/>
+      <w:r>
+        <w:t xml:space="preserve"> трехмерного уровня из примитивов (включая примитивы объектов) по </w:t>
+      </w:r>
+      <w:proofErr w:type="spellStart"/>
+      <w:r>
+        <w:t>лэйа</w:t>
       </w:r>
       <w:r>
         <w:t>у</w:t>
@@ -792,6 +816,7 @@
       <w:r>
         <w:t>ту</w:t>
       </w:r>
+      <w:proofErr w:type="spellEnd"/>
       <w:r>
         <w:t xml:space="preserve"> (</w:t>
       </w:r>
@@ -878,7 +903,15 @@
         <w:jc w:val="center"/>
       </w:pPr>
       <w:r>
-        <w:t>Рисунок 1 – Лэйаут.</w:t>
+        <w:t xml:space="preserve">Рисунок 1 – </w:t>
+      </w:r>
+      <w:proofErr w:type="spellStart"/>
+      <w:r>
+        <w:t>Лэйаут</w:t>
+      </w:r>
+      <w:proofErr w:type="spellEnd"/>
+      <w:r>
+        <w:t>.</w:t>
       </w:r>
     </w:p>
     <w:p>
@@ -953,7 +986,15 @@
         <w:spacing w:line="360" w:lineRule="auto"/>
       </w:pPr>
       <w:r>
-        <w:t xml:space="preserve">Для создания блокаута был использован инструмент </w:t>
+        <w:t xml:space="preserve">Для создания </w:t>
+      </w:r>
+      <w:proofErr w:type="spellStart"/>
+      <w:r>
+        <w:t>блокаута</w:t>
+      </w:r>
+      <w:proofErr w:type="spellEnd"/>
+      <w:r>
+        <w:t xml:space="preserve"> был использован инструмент </w:t>
       </w:r>
       <w:r>
         <w:t>“</w:t>
@@ -1071,12 +1112,23 @@
         <w:jc w:val="center"/>
       </w:pPr>
       <w:r>
-        <w:t>Рисунок 2 – Блокаут.</w:t>
-      </w:r>
-    </w:p>
-    <w:p>
-      <w:pPr>
-        <w:spacing w:line="360" w:lineRule="auto"/>
+        <w:t xml:space="preserve">Рисунок 2 – </w:t>
+      </w:r>
+      <w:proofErr w:type="spellStart"/>
+      <w:r>
+        <w:t>Блокаут</w:t>
+      </w:r>
+      <w:proofErr w:type="spellEnd"/>
+      <w:r>
+        <w:t>.</w:t>
+      </w:r>
+    </w:p>
+    <w:p>
+      <w:pPr>
+        <w:spacing w:line="360" w:lineRule="auto"/>
+        <w:rPr>
+          <w:lang w:val="en-US"/>
+        </w:rPr>
       </w:pPr>
       <w:r>
         <w:lastRenderedPageBreak/>
@@ -1146,9 +1198,228 @@
         <w:t>для локальной точки света. В параметрах также меняем цвет, интенсивность, радиус и другие параметры. Результаты на рис. 3.</w:t>
       </w:r>
     </w:p>
+    <w:p>
+      <w:pPr>
+        <w:spacing w:line="360" w:lineRule="auto"/>
+        <w:jc w:val="center"/>
+        <w:rPr>
+          <w:lang w:val="en-US"/>
+        </w:rPr>
+      </w:pPr>
+      <w:r>
+        <w:rPr>
+          <w:lang w:val="en-US"/>
+        </w:rPr>
+        <w:drawing>
+          <wp:inline distT="0" distB="0" distL="0" distR="0" wp14:anchorId="0AF151D1" wp14:editId="3F5A08FD">
+            <wp:extent cx="5519738" cy="2518445"/>
+            <wp:effectExtent l="0" t="0" r="5080" b="0"/>
+            <wp:docPr id="843320540" name="Рисунок 1"/>
+            <wp:cNvGraphicFramePr>
+              <a:graphicFrameLocks xmlns:a="http://schemas.openxmlformats.org/drawingml/2006/main" noChangeAspect="1"/>
+            </wp:cNvGraphicFramePr>
+            <a:graphic xmlns:a="http://schemas.openxmlformats.org/drawingml/2006/main">
+              <a:graphicData uri="http://schemas.openxmlformats.org/drawingml/2006/picture">
+                <pic:pic xmlns:pic="http://schemas.openxmlformats.org/drawingml/2006/picture">
+                  <pic:nvPicPr>
+                    <pic:cNvPr id="843320540" name=""/>
+                    <pic:cNvPicPr/>
+                  </pic:nvPicPr>
+                  <pic:blipFill>
+                    <a:blip r:embed="rId11"/>
+                    <a:stretch>
+                      <a:fillRect/>
+                    </a:stretch>
+                  </pic:blipFill>
+                  <pic:spPr>
+                    <a:xfrm>
+                      <a:off x="0" y="0"/>
+                      <a:ext cx="5523342" cy="2520089"/>
+                    </a:xfrm>
+                    <a:prstGeom prst="rect">
+                      <a:avLst/>
+                    </a:prstGeom>
+                  </pic:spPr>
+                </pic:pic>
+              </a:graphicData>
+            </a:graphic>
+          </wp:inline>
+        </w:drawing>
+      </w:r>
+    </w:p>
+    <w:p>
+      <w:pPr>
+        <w:spacing w:line="360" w:lineRule="auto"/>
+        <w:jc w:val="center"/>
+        <w:rPr>
+          <w:lang w:val="en-US"/>
+        </w:rPr>
+      </w:pPr>
+      <w:r>
+        <w:rPr>
+          <w:lang w:val="en-US"/>
+        </w:rPr>
+        <w:drawing>
+          <wp:inline distT="0" distB="0" distL="0" distR="0" wp14:anchorId="1739664B" wp14:editId="149231D5">
+            <wp:extent cx="5534025" cy="2297186"/>
+            <wp:effectExtent l="0" t="0" r="0" b="8255"/>
+            <wp:docPr id="632218426" name="Рисунок 1"/>
+            <wp:cNvGraphicFramePr>
+              <a:graphicFrameLocks xmlns:a="http://schemas.openxmlformats.org/drawingml/2006/main" noChangeAspect="1"/>
+            </wp:cNvGraphicFramePr>
+            <a:graphic xmlns:a="http://schemas.openxmlformats.org/drawingml/2006/main">
+              <a:graphicData uri="http://schemas.openxmlformats.org/drawingml/2006/picture">
+                <pic:pic xmlns:pic="http://schemas.openxmlformats.org/drawingml/2006/picture">
+                  <pic:nvPicPr>
+                    <pic:cNvPr id="632218426" name=""/>
+                    <pic:cNvPicPr/>
+                  </pic:nvPicPr>
+                  <pic:blipFill>
+                    <a:blip r:embed="rId12"/>
+                    <a:stretch>
+                      <a:fillRect/>
+                    </a:stretch>
+                  </pic:blipFill>
+                  <pic:spPr>
+                    <a:xfrm>
+                      <a:off x="0" y="0"/>
+                      <a:ext cx="5542499" cy="2300704"/>
+                    </a:xfrm>
+                    <a:prstGeom prst="rect">
+                      <a:avLst/>
+                    </a:prstGeom>
+                  </pic:spPr>
+                </pic:pic>
+              </a:graphicData>
+            </a:graphic>
+          </wp:inline>
+        </w:drawing>
+      </w:r>
+    </w:p>
+    <w:p>
+      <w:pPr>
+        <w:spacing w:line="360" w:lineRule="auto"/>
+        <w:jc w:val="center"/>
+      </w:pPr>
+      <w:r>
+        <w:t>Рисунок 3 – Источники освещения.</w:t>
+      </w:r>
+    </w:p>
+    <w:p>
+      <w:pPr>
+        <w:spacing w:line="360" w:lineRule="auto"/>
+      </w:pPr>
+      <w:r>
+        <w:t xml:space="preserve">На данный момент источники освещения расположены в случайных местах и неаккуратно настроены, так как были добавлены только с целью их изучения. При дальнейшей проработке сцены расположение и тип источников будут изменены в соответствии с окружением. </w:t>
+      </w:r>
+    </w:p>
+    <w:p>
+      <w:pPr>
+        <w:pStyle w:val="1"/>
+      </w:pPr>
+      <w:r>
+        <w:t>Заключение</w:t>
+      </w:r>
+    </w:p>
+    <w:p>
+      <w:pPr>
+        <w:rPr>
+          <w:lang w:val="en-US"/>
+        </w:rPr>
+      </w:pPr>
+      <w:r>
+        <w:t xml:space="preserve">Файл </w:t>
+      </w:r>
+      <w:proofErr w:type="spellStart"/>
+      <w:r>
+        <w:rPr>
+          <w:lang w:val="en-US"/>
+        </w:rPr>
+        <w:t>blockout</w:t>
+      </w:r>
+      <w:proofErr w:type="spellEnd"/>
+      <w:r>
+        <w:t>.</w:t>
+      </w:r>
+      <w:proofErr w:type="spellStart"/>
+      <w:r>
+        <w:rPr>
+          <w:lang w:val="en-US"/>
+        </w:rPr>
+        <w:t>unitypackage</w:t>
+      </w:r>
+      <w:proofErr w:type="spellEnd"/>
+      <w:r>
+        <w:t xml:space="preserve"> (</w:t>
+      </w:r>
+      <w:r>
+        <w:t>с которым проводилась работа</w:t>
+      </w:r>
+      <w:r>
+        <w:t>)</w:t>
+      </w:r>
+      <w:r>
+        <w:t xml:space="preserve"> хранится на </w:t>
+      </w:r>
+      <w:hyperlink r:id="rId13" w:history="1">
+        <w:r>
+          <w:rPr>
+            <w:rStyle w:val="ab"/>
+            <w:lang w:val="en-US"/>
+          </w:rPr>
+          <w:t>GitHub</w:t>
+        </w:r>
+      </w:hyperlink>
+      <w:r>
+        <w:t xml:space="preserve"> </w:t>
+      </w:r>
+      <w:r>
+        <w:t xml:space="preserve">в папке </w:t>
+      </w:r>
+      <w:proofErr w:type="spellStart"/>
+      <w:r>
+        <w:t>Exported</w:t>
+      </w:r>
+      <w:proofErr w:type="spellEnd"/>
+      <w:r>
+        <w:t xml:space="preserve"> </w:t>
+      </w:r>
+      <w:proofErr w:type="spellStart"/>
+      <w:r>
+        <w:t>Assets</w:t>
+      </w:r>
+      <w:proofErr w:type="spellEnd"/>
+      <w:r>
+        <w:t>.</w:t>
+      </w:r>
+      <w:r>
+        <w:t xml:space="preserve"> </w:t>
+      </w:r>
+    </w:p>
+    <w:p>
+      <w:r>
+        <w:t xml:space="preserve">В процессе работы изучены принципы построения </w:t>
+      </w:r>
+      <w:proofErr w:type="spellStart"/>
+      <w:r>
+        <w:t>блокаута</w:t>
+      </w:r>
+      <w:proofErr w:type="spellEnd"/>
+      <w:r>
+        <w:t xml:space="preserve"> по </w:t>
+      </w:r>
+      <w:proofErr w:type="spellStart"/>
+      <w:r>
+        <w:t>лэйауту</w:t>
+      </w:r>
+      <w:proofErr w:type="spellEnd"/>
+      <w:r>
+        <w:t xml:space="preserve"> и настройка освещения. </w:t>
+      </w:r>
+    </w:p>
     <w:sectPr>
-      <w:footerReference w:type="default" r:id="rId11"/>
-      <w:footerReference w:type="first" r:id="rId12"/>
+      <w:footerReference w:type="default" r:id="rId14"/>
+      <w:footerReference w:type="first" r:id="rId15"/>
       <w:type w:val="continuous"/>
       <w:pgSz w:w="11906" w:h="16838"/>
       <w:pgMar w:top="851" w:right="794" w:bottom="851" w:left="1418" w:header="709" w:footer="709" w:gutter="0"/>

--- a/Documents/blockout.docx
+++ b/Documents/blockout.docx
@@ -87,7 +87,27 @@
           <w:sz w:val="28"/>
           <w:szCs w:val="28"/>
         </w:rPr>
-        <w:t>«ЛЭТИ» им. В.И. Ульянова (Ленина)</w:t>
+        <w:t xml:space="preserve">«ЛЭТИ» им. </w:t>
+      </w:r>
+      <w:proofErr w:type="gramStart"/>
+      <w:r>
+        <w:rPr>
+          <w:b/>
+          <w:caps/>
+          <w:sz w:val="28"/>
+          <w:szCs w:val="28"/>
+        </w:rPr>
+        <w:t>В.И.</w:t>
+      </w:r>
+      <w:proofErr w:type="gramEnd"/>
+      <w:r>
+        <w:rPr>
+          <w:b/>
+          <w:caps/>
+          <w:sz w:val="28"/>
+          <w:szCs w:val="28"/>
+        </w:rPr>
+        <w:t xml:space="preserve"> Ульянова (Ленина)</w:t>
       </w:r>
     </w:p>
     <w:p>
@@ -641,7 +661,7 @@
         <w:pStyle w:val="1"/>
       </w:pPr>
       <w:bookmarkStart w:id="0" w:name="_Toc177478650"/>
-      <w:bookmarkStart w:id="1" w:name="_Toc225924826"/>
+      <w:bookmarkStart w:id="1" w:name="_Toc242796162"/>
       <w:r>
         <w:lastRenderedPageBreak/>
         <w:t>Оглавление</w:t>
@@ -653,7 +673,6 @@
     <w:p>
       <w:pPr>
         <w:pStyle w:val="11"/>
-        <w:spacing w:line="360" w:lineRule="auto"/>
         <w:rPr>
           <w:rFonts w:asciiTheme="minorHAnsi" w:eastAsiaTheme="minorEastAsia" w:hAnsiTheme="minorHAnsi"/>
           <w:noProof/>
@@ -672,7 +691,7 @@
       <w:r>
         <w:fldChar w:fldCharType="separate"/>
       </w:r>
-      <w:hyperlink w:anchor="_Toc225924826" w:history="1">
+      <w:hyperlink w:anchor="_Toc242796162" w:history="1">
         <w:r>
           <w:rPr>
             <w:rStyle w:val="ab"/>
@@ -699,7 +718,7 @@
             <w:noProof/>
             <w:webHidden/>
           </w:rPr>
-          <w:instrText xml:space="preserve"> PAGEREF _Toc225924826 \h </w:instrText>
+          <w:instrText xml:space="preserve"> PAGEREF _Toc242796162 \h </w:instrText>
         </w:r>
         <w:r>
           <w:rPr>
@@ -732,6 +751,216 @@
     </w:p>
     <w:p>
       <w:pPr>
+        <w:pStyle w:val="11"/>
+        <w:rPr>
+          <w:rFonts w:asciiTheme="minorHAnsi" w:eastAsiaTheme="minorEastAsia" w:hAnsiTheme="minorHAnsi"/>
+          <w:noProof/>
+          <w:kern w:val="2"/>
+          <w:szCs w:val="24"/>
+          <w:lang w:eastAsia="ru-RU"/>
+          <w14:ligatures w14:val="standardContextual"/>
+        </w:rPr>
+      </w:pPr>
+      <w:hyperlink w:anchor="_Toc242796163" w:history="1">
+        <w:r>
+          <w:rPr>
+            <w:rStyle w:val="ab"/>
+            <w:noProof/>
+          </w:rPr>
+          <w:t>Задание</w:t>
+        </w:r>
+        <w:r>
+          <w:rPr>
+            <w:noProof/>
+            <w:webHidden/>
+          </w:rPr>
+          <w:tab/>
+        </w:r>
+        <w:r>
+          <w:rPr>
+            <w:noProof/>
+            <w:webHidden/>
+          </w:rPr>
+          <w:fldChar w:fldCharType="begin"/>
+        </w:r>
+        <w:r>
+          <w:rPr>
+            <w:noProof/>
+            <w:webHidden/>
+          </w:rPr>
+          <w:instrText xml:space="preserve"> PAGEREF _Toc242796163 \h </w:instrText>
+        </w:r>
+        <w:r>
+          <w:rPr>
+            <w:noProof/>
+            <w:webHidden/>
+          </w:rPr>
+        </w:r>
+        <w:r>
+          <w:rPr>
+            <w:noProof/>
+            <w:webHidden/>
+          </w:rPr>
+          <w:fldChar w:fldCharType="separate"/>
+        </w:r>
+        <w:r>
+          <w:rPr>
+            <w:noProof/>
+            <w:webHidden/>
+          </w:rPr>
+          <w:t>3</w:t>
+        </w:r>
+        <w:r>
+          <w:rPr>
+            <w:noProof/>
+            <w:webHidden/>
+          </w:rPr>
+          <w:fldChar w:fldCharType="end"/>
+        </w:r>
+      </w:hyperlink>
+    </w:p>
+    <w:p>
+      <w:pPr>
+        <w:pStyle w:val="11"/>
+        <w:rPr>
+          <w:rFonts w:asciiTheme="minorHAnsi" w:eastAsiaTheme="minorEastAsia" w:hAnsiTheme="minorHAnsi"/>
+          <w:noProof/>
+          <w:kern w:val="2"/>
+          <w:szCs w:val="24"/>
+          <w:lang w:eastAsia="ru-RU"/>
+          <w14:ligatures w14:val="standardContextual"/>
+        </w:rPr>
+      </w:pPr>
+      <w:hyperlink w:anchor="_Toc242796164" w:history="1">
+        <w:r>
+          <w:rPr>
+            <w:rStyle w:val="ab"/>
+            <w:noProof/>
+          </w:rPr>
+          <w:t>Ход работы</w:t>
+        </w:r>
+        <w:r>
+          <w:rPr>
+            <w:noProof/>
+            <w:webHidden/>
+          </w:rPr>
+          <w:tab/>
+        </w:r>
+        <w:r>
+          <w:rPr>
+            <w:noProof/>
+            <w:webHidden/>
+          </w:rPr>
+          <w:fldChar w:fldCharType="begin"/>
+        </w:r>
+        <w:r>
+          <w:rPr>
+            <w:noProof/>
+            <w:webHidden/>
+          </w:rPr>
+          <w:instrText xml:space="preserve"> PAGEREF _Toc242796164 \h </w:instrText>
+        </w:r>
+        <w:r>
+          <w:rPr>
+            <w:noProof/>
+            <w:webHidden/>
+          </w:rPr>
+        </w:r>
+        <w:r>
+          <w:rPr>
+            <w:noProof/>
+            <w:webHidden/>
+          </w:rPr>
+          <w:fldChar w:fldCharType="separate"/>
+        </w:r>
+        <w:r>
+          <w:rPr>
+            <w:noProof/>
+            <w:webHidden/>
+          </w:rPr>
+          <w:t>3</w:t>
+        </w:r>
+        <w:r>
+          <w:rPr>
+            <w:noProof/>
+            <w:webHidden/>
+          </w:rPr>
+          <w:fldChar w:fldCharType="end"/>
+        </w:r>
+      </w:hyperlink>
+    </w:p>
+    <w:p>
+      <w:pPr>
+        <w:pStyle w:val="11"/>
+        <w:rPr>
+          <w:rFonts w:asciiTheme="minorHAnsi" w:eastAsiaTheme="minorEastAsia" w:hAnsiTheme="minorHAnsi"/>
+          <w:noProof/>
+          <w:kern w:val="2"/>
+          <w:szCs w:val="24"/>
+          <w:lang w:eastAsia="ru-RU"/>
+          <w14:ligatures w14:val="standardContextual"/>
+        </w:rPr>
+      </w:pPr>
+      <w:hyperlink w:anchor="_Toc242796165" w:history="1">
+        <w:r>
+          <w:rPr>
+            <w:rStyle w:val="ab"/>
+            <w:noProof/>
+          </w:rPr>
+          <w:t>Заключение</w:t>
+        </w:r>
+        <w:r>
+          <w:rPr>
+            <w:noProof/>
+            <w:webHidden/>
+          </w:rPr>
+          <w:tab/>
+        </w:r>
+        <w:r>
+          <w:rPr>
+            <w:noProof/>
+            <w:webHidden/>
+          </w:rPr>
+          <w:fldChar w:fldCharType="begin"/>
+        </w:r>
+        <w:r>
+          <w:rPr>
+            <w:noProof/>
+            <w:webHidden/>
+          </w:rPr>
+          <w:instrText xml:space="preserve"> PAGEREF _Toc242796165 \h </w:instrText>
+        </w:r>
+        <w:r>
+          <w:rPr>
+            <w:noProof/>
+            <w:webHidden/>
+          </w:rPr>
+        </w:r>
+        <w:r>
+          <w:rPr>
+            <w:noProof/>
+            <w:webHidden/>
+          </w:rPr>
+          <w:fldChar w:fldCharType="separate"/>
+        </w:r>
+        <w:r>
+          <w:rPr>
+            <w:noProof/>
+            <w:webHidden/>
+          </w:rPr>
+          <w:t>4</w:t>
+        </w:r>
+        <w:r>
+          <w:rPr>
+            <w:noProof/>
+            <w:webHidden/>
+          </w:rPr>
+          <w:fldChar w:fldCharType="end"/>
+        </w:r>
+      </w:hyperlink>
+    </w:p>
+    <w:p>
+      <w:pPr>
         <w:spacing w:line="360" w:lineRule="auto"/>
       </w:pPr>
       <w:r>
@@ -762,10 +991,12 @@
       <w:pPr>
         <w:pStyle w:val="1"/>
       </w:pPr>
+      <w:bookmarkStart w:id="3" w:name="_Toc242796163"/>
       <w:r>
         <w:lastRenderedPageBreak/>
         <w:t>Задание</w:t>
       </w:r>
+      <w:bookmarkEnd w:id="3"/>
     </w:p>
     <w:p>
       <w:pPr>
@@ -850,6 +1081,9 @@
         <w:jc w:val="center"/>
       </w:pPr>
       <w:r>
+        <w:rPr>
+          <w:noProof/>
+        </w:rPr>
         <w:drawing>
           <wp:inline distT="0" distB="0" distL="0" distR="0" wp14:anchorId="27408E10" wp14:editId="2441DC59">
             <wp:extent cx="4637466" cy="3100387"/>
@@ -918,9 +1152,11 @@
       <w:pPr>
         <w:pStyle w:val="1"/>
       </w:pPr>
+      <w:bookmarkStart w:id="4" w:name="_Toc242796164"/>
       <w:r>
         <w:t>Ход работы</w:t>
       </w:r>
+      <w:bookmarkEnd w:id="4"/>
     </w:p>
     <w:p>
       <w:pPr>
@@ -1022,6 +1258,9 @@
         <w:jc w:val="center"/>
       </w:pPr>
       <w:r>
+        <w:rPr>
+          <w:noProof/>
+        </w:rPr>
         <w:drawing>
           <wp:inline distT="0" distB="0" distL="0" distR="0" wp14:anchorId="44C99A23" wp14:editId="7A1188BD">
             <wp:extent cx="1989393" cy="2335513"/>
@@ -1068,6 +1307,9 @@
         </w:drawing>
       </w:r>
       <w:r>
+        <w:rPr>
+          <w:noProof/>
+        </w:rPr>
         <w:drawing>
           <wp:inline distT="0" distB="0" distL="0" distR="0" wp14:anchorId="27B8BDBB" wp14:editId="4BAC41EE">
             <wp:extent cx="3681730" cy="1985947"/>
@@ -1208,6 +1450,7 @@
       </w:pPr>
       <w:r>
         <w:rPr>
+          <w:noProof/>
           <w:lang w:val="en-US"/>
         </w:rPr>
         <w:drawing>
@@ -1257,6 +1500,7 @@
       </w:pPr>
       <w:r>
         <w:rPr>
+          <w:noProof/>
           <w:lang w:val="en-US"/>
         </w:rPr>
         <w:drawing>
@@ -1317,38 +1561,37 @@
       <w:pPr>
         <w:pStyle w:val="1"/>
       </w:pPr>
+      <w:bookmarkStart w:id="5" w:name="_Toc242796165"/>
       <w:r>
         <w:t>Заключение</w:t>
       </w:r>
-    </w:p>
-    <w:p>
-      <w:pPr>
+      <w:bookmarkEnd w:id="5"/>
+    </w:p>
+    <w:p>
+      <w:r>
+        <w:t xml:space="preserve">Файл </w:t>
+      </w:r>
+      <w:proofErr w:type="spellStart"/>
+      <w:proofErr w:type="gramStart"/>
+      <w:r>
         <w:rPr>
           <w:lang w:val="en-US"/>
         </w:rPr>
-      </w:pPr>
-      <w:r>
-        <w:t xml:space="preserve">Файл </w:t>
+        <w:t>blockout</w:t>
+      </w:r>
+      <w:proofErr w:type="spellEnd"/>
+      <w:r>
+        <w:t>.</w:t>
       </w:r>
       <w:proofErr w:type="spellStart"/>
       <w:r>
         <w:rPr>
           <w:lang w:val="en-US"/>
         </w:rPr>
-        <w:t>blockout</w:t>
+        <w:t>unitypackage</w:t>
       </w:r>
       <w:proofErr w:type="spellEnd"/>
-      <w:r>
-        <w:t>.</w:t>
-      </w:r>
-      <w:proofErr w:type="spellStart"/>
-      <w:r>
-        <w:rPr>
-          <w:lang w:val="en-US"/>
-        </w:rPr>
-        <w:t>unitypackage</w:t>
-      </w:r>
-      <w:proofErr w:type="spellEnd"/>
+      <w:proofErr w:type="gramEnd"/>
       <w:r>
         <w:t xml:space="preserve"> (</w:t>
       </w:r>
@@ -2146,6 +2389,7 @@
   <w:style w:type="character" w:default="1" w:styleId="a2">
     <w:name w:val="Default Paragraph Font"/>
     <w:uiPriority w:val="1"/>
+    <w:semiHidden/>
     <w:unhideWhenUsed/>
   </w:style>
   <w:style w:type="table" w:default="1" w:styleId="a3">
